--- a/content/Bios/Terry_Angell.docx
+++ b/content/Bios/Terry_Angell.docx
@@ -1,488 +1,8 @@
 
 <file path=word/document.xml><?xml version="1.0" encoding="utf-8"?>
-<w:document xmlns:wpc="http://schemas.microsoft.com/office/word/2010/wordprocessingCanvas" xmlns:cx="http://schemas.microsoft.com/office/drawing/2014/chartex" xmlns:cx1="http://schemas.microsoft.com/office/drawing/2015/9/8/chartex" xmlns:cx2="http://schemas.microsoft.com/office/drawing/2015/10/21/chartex" xmlns:cx3="http://schemas.microsoft.com/office/drawing/2016/5/9/chartex" xmlns:cx4="http://schemas.microsoft.com/office/drawing/2016/5/10/chartex" xmlns:cx5="http://schemas.microsoft.com/office/drawing/2016/5/11/chartex" xmlns:cx6="http://schemas.microsoft.com/office/drawing/2016/5/12/chartex" xmlns:cx7="http://schemas.microsoft.com/office/drawing/2016/5/13/chartex" xmlns:cx8="http://schemas.microsoft.com/office/drawing/2016/5/14/chartex" xmlns:mc="http://schemas.openxmlformats.org/markup-compatibility/2006" xmlns:aink="http://schemas.microsoft.com/office/drawing/2016/ink" xmlns:am3d="http://schemas.microsoft.com/office/drawing/2017/model3d" xmlns:o="urn:schemas-microsoft-com:office:office" xmlns:oel="http://schemas.microsoft.com/office/2019/extlst" xmlns:r="http://schemas.openxmlformats.org/officeDocument/2006/relationships" xmlns:m="http://schemas.openxmlformats.org/officeDocument/2006/math" xmlns:v="urn:schemas-microsoft-com:vml" xmlns:wp14="http://schemas.microsoft.com/office/word/2010/wordprocessingDrawing" xmlns:wp="http://schemas.openxmlformats.org/drawingml/2006/wordprocessingDrawing" xmlns:w10="urn:schemas-microsoft-com:office:word" xmlns:w="http://schemas.openxmlformats.org/wordprocessingml/2006/main" xmlns:w14="http://schemas.microsoft.com/office/word/2010/wordml" xmlns:w15="http://schemas.microsoft.com/office/word/2012/wordml" xmlns:w16cex="http://schemas.microsoft.com/office/word/2018/wordml/cex" xmlns:w16cid="http://schemas.microsoft.com/office/word/2016/wordml/cid" xmlns:w16="http://schemas.microsoft.com/office/word/2018/wordml" xmlns:w16du="http://schemas.microsoft.com/office/word/2023/wordml/word16du" xmlns:w16sdtdh="http://schemas.microsoft.com/office/word/2020/wordml/sdtdatahash" xmlns:w16sdtfl="http://schemas.microsoft.com/office/word/2024/wordml/sdtformatlock" xmlns:w16se="http://schemas.microsoft.com/office/word/2015/wordml/symex" xmlns:wpg="http://schemas.microsoft.com/office/word/2010/wordprocessingGroup" xmlns:wpi="http://schemas.microsoft.com/office/word/2010/wordprocessingInk" xmlns:wne="http://schemas.microsoft.com/office/word/2006/wordml" xmlns:wps="http://schemas.microsoft.com/office/word/2010/wordprocessingShape" mc:Ignorable="w14 w15 w16se w16cid w16 w16cex w16sdtdh w16sdtfl w16du wp14">
+<w:document xmlns:ns1="http://schemas.openxmlformats.org/markup-compatibility/2006" xmlns:ns2="http://schemas.microsoft.com/office/word/2010/wordml" xmlns:ns3="http://schemas.openxmlformats.org/officeDocument/2006/relationships" xmlns:w="http://schemas.openxmlformats.org/wordprocessingml/2006/main" ns1:Ignorable="w14 w15 w16se w16cid w16 w16cex w16sdtdh w16sdtfl w16du wp14">
   <w:body>
-    <w:p>
-      <w:pPr>
-        <w:widowControl w:val="0"/>
-        <w:rPr>
-          <w:rFonts w:cstheme="minorHAnsi"/>
-          <w:b/>
-          <w:bCs/>
-          <w:sz w:val="28"/>
-          <w:szCs w:val="28"/>
-        </w:rPr>
-      </w:pPr>
-      <w:r>
-        <w:rPr>
-          <w:rFonts w:cstheme="minorHAnsi"/>
-          <w:b/>
-          <w:bCs/>
-          <w:sz w:val="28"/>
-          <w:szCs w:val="28"/>
-        </w:rPr>
-        <w:t>202</w:t>
-      </w:r>
-      <w:r>
-        <w:rPr>
-          <w:rFonts w:cstheme="minorHAnsi"/>
-          <w:b/>
-          <w:bCs/>
-          <w:sz w:val="28"/>
-          <w:szCs w:val="28"/>
-        </w:rPr>
-        <w:t>6</w:t>
-      </w:r>
-      <w:r>
-        <w:rPr>
-          <w:rFonts w:cstheme="minorHAnsi"/>
-          <w:b/>
-          <w:bCs/>
-          <w:sz w:val="28"/>
-          <w:szCs w:val="28"/>
-        </w:rPr>
-        <w:t xml:space="preserve"> H</w:t>
-      </w:r>
-      <w:r>
-        <w:rPr>
-          <w:rFonts w:cstheme="minorHAnsi"/>
-          <w:b/>
-          <w:bCs/>
-          <w:sz w:val="28"/>
-          <w:szCs w:val="28"/>
-        </w:rPr>
-        <w:t xml:space="preserve">all of Fame </w:t>
-      </w:r>
-      <w:r>
-        <w:rPr>
-          <w:rFonts w:cstheme="minorHAnsi"/>
-          <w:b/>
-          <w:bCs/>
-          <w:sz w:val="28"/>
-          <w:szCs w:val="28"/>
-        </w:rPr>
-        <w:t xml:space="preserve">Inductee </w:t>
-      </w:r>
-      <w:r>
-        <w:rPr>
-          <w:rFonts w:eastAsia="Times New Roman"/>
-          <w:b/>
-          <w:bCs/>
-          <w:sz w:val="28"/>
-          <w:szCs w:val="28"/>
-        </w:rPr>
-        <w:t>Terry Angell</w:t>
-      </w:r>
-      <w:r>
-        <w:rPr>
-          <w:rFonts w:eastAsia="Times New Roman"/>
-          <w:sz w:val="22"/>
-          <w:szCs w:val="22"/>
-        </w:rPr>
-        <w:t xml:space="preserve"> </w:t>
-      </w:r>
-      <w:r>
-        <w:rPr>
-          <w:rFonts w:cstheme="minorHAnsi"/>
-          <w:b/>
-          <w:bCs/>
-          <w:sz w:val="28"/>
-          <w:szCs w:val="28"/>
-        </w:rPr>
-        <w:t>–</w:t>
-      </w:r>
-      <w:r>
-        <w:rPr>
-          <w:rFonts w:cstheme="minorHAnsi"/>
-          <w:b/>
-          <w:bCs/>
-          <w:sz w:val="28"/>
-          <w:szCs w:val="28"/>
-        </w:rPr>
-        <w:t xml:space="preserve"> </w:t>
-      </w:r>
-      <w:r>
-        <w:rPr>
-          <w:rFonts w:cstheme="minorHAnsi"/>
-          <w:b/>
-          <w:bCs/>
-          <w:sz w:val="28"/>
-          <w:szCs w:val="28"/>
-        </w:rPr>
-        <w:t>Morrison</w:t>
-      </w:r>
-    </w:p>
-    <w:p>
-      <w:pPr>
-        <w:spacing w:line="360" w:lineRule="auto"/>
-        <w:rPr>
-          <w:rFonts w:ascii="Times" w:hAnsi="Times" w:eastAsia="Times New Roman" w:cs="Times New Roman"/>
-        </w:rPr>
-      </w:pPr>
-    </w:p>
-    <w:p>
-      <w:r>
-        <w:t xml:space="preserve">Terry Angell is a dedicated and influential figure in Colorado baseball umpiring, with a career that </w:t>
-      </w:r>
-      <w:r>
-        <w:t xml:space="preserve">has </w:t>
-      </w:r>
-      <w:r>
-        <w:t>spanned over 29 year</w:t>
-      </w:r>
-      <w:r>
-        <w:t>s</w:t>
-      </w:r>
-      <w:r>
-        <w:t>.</w:t>
-      </w:r>
-      <w:r>
-        <w:t xml:space="preserve"> </w:t>
-      </w:r>
-      <w:r>
-        <w:t xml:space="preserve"> His love of baseball started as </w:t>
-      </w:r>
-      <w:r>
-        <w:t xml:space="preserve">a young boy, playing youth baseball. </w:t>
-      </w:r>
-      <w:r>
-        <w:t xml:space="preserve"> His baseball interests were put on hold after </w:t>
-      </w:r>
-      <w:r>
-        <w:t xml:space="preserve">getting married at 18, </w:t>
-      </w:r>
-      <w:r>
-        <w:t>starting</w:t>
-      </w:r>
-      <w:r>
-        <w:t xml:space="preserve"> a family</w:t>
-      </w:r>
-      <w:r>
-        <w:t xml:space="preserve"> (2 kids, 6 grandkids)</w:t>
-      </w:r>
-      <w:r>
-        <w:t>, and advancing a career of autobody repair</w:t>
-      </w:r>
-      <w:r>
-        <w:t>.  He then went into teaching autobody repair</w:t>
-      </w:r>
-      <w:r>
-        <w:t xml:space="preserve"> for 24 years, </w:t>
-      </w:r>
-      <w:r>
-        <w:t xml:space="preserve">but </w:t>
-      </w:r>
-      <w:r>
-        <w:t xml:space="preserve">baseball was </w:t>
-      </w:r>
-      <w:r>
-        <w:t>always another love</w:t>
-      </w:r>
-      <w:r>
-        <w:t xml:space="preserve">. </w:t>
-      </w:r>
-      <w:r>
-        <w:t>He coached his own children both in baseball and softball.  Once his kids were grown</w:t>
-      </w:r>
-      <w:r>
-        <w:t>, umpiring kept him on the field and working with kids.</w:t>
-      </w:r>
-      <w:r>
-        <w:t xml:space="preserve"> He started by </w:t>
-      </w:r>
-      <w:r>
-        <w:t>attend</w:t>
-      </w:r>
-      <w:r>
-        <w:t>ing</w:t>
-      </w:r>
-      <w:r>
-        <w:t xml:space="preserve"> Robert Wilson</w:t>
-      </w:r>
-      <w:r>
-        <w:t>’s</w:t>
-      </w:r>
-      <w:r>
-        <w:t xml:space="preserve"> clinic for JCJBL</w:t>
-      </w:r>
-      <w:r>
-        <w:t>.  He then umpired as many games as he could year</w:t>
-      </w:r>
-      <w:r>
-        <w:t>-</w:t>
-      </w:r>
-      <w:r>
-        <w:t>round, so much so, that his wife, Laura, said she became “a baseball widow</w:t>
-      </w:r>
-      <w:r>
-        <w:t>.</w:t>
-      </w:r>
-      <w:r>
-        <w:t>”</w:t>
-      </w:r>
-    </w:p>
-    <w:p/>
-    <w:p>
-      <w:r>
-        <w:t>Since starting high school games in 1996, T</w:t>
-      </w:r>
-      <w:r>
-        <w:t>erry has been a fixture on the field, umpiring countless games over his nearly three decades with CHSBUA, and his reputation earned him f</w:t>
-      </w:r>
-      <w:r>
-        <w:t>ive</w:t>
-      </w:r>
-      <w:r>
-        <w:t xml:space="preserve"> championships and numerous semi-final games as well as many postseason games. </w:t>
-      </w:r>
-      <w:r>
-        <w:t>(</w:t>
-      </w:r>
-      <w:r>
-        <w:t>2006 5A final, 2010 3A final, 2014 4A semi and final, 2019 5A semi and final, 2024 5A final</w:t>
-      </w:r>
-      <w:r>
-        <w:t>)</w:t>
-      </w:r>
-    </w:p>
-    <w:p/>
-    <w:p>
-      <w:r>
-        <w:t>In addition to his work at the local level, Terry attended umpire clinics, including the highly regarded UTEP clinic, which further refined his skills and understanding of the game.</w:t>
-      </w:r>
-      <w:r>
-        <w:t xml:space="preserve"> He trained and worked hard to achieve the challenge of attaining the best games.</w:t>
-      </w:r>
-    </w:p>
-    <w:p/>
-    <w:p>
-      <w:r>
-        <w:t>His attention to detail and his passion for the sport is evident not only in his work on the field</w:t>
-      </w:r>
-      <w:r>
-        <w:t xml:space="preserve">, </w:t>
-      </w:r>
-      <w:r>
-        <w:t xml:space="preserve">but also in his meticulous approach to registration, </w:t>
-      </w:r>
-      <w:r>
-        <w:t>handling treasurer duties, and becoming the CH</w:t>
-      </w:r>
-      <w:r>
-        <w:t>S</w:t>
-      </w:r>
-      <w:r>
-        <w:t xml:space="preserve">BUA webmaster, </w:t>
-      </w:r>
-      <w:r>
-        <w:t>earning him the title of “registration guru” within the association.</w:t>
-      </w:r>
-    </w:p>
-    <w:p/>
-    <w:p>
-      <w:r>
-        <w:t xml:space="preserve">Known for his extensive contributions to CHSBUA, Terry wore multiple hats throughout his tenure. He </w:t>
-      </w:r>
-      <w:r>
-        <w:t xml:space="preserve">has </w:t>
-      </w:r>
-      <w:r>
-        <w:t xml:space="preserve">served as </w:t>
-      </w:r>
-      <w:r>
-        <w:t>an</w:t>
-      </w:r>
-      <w:r>
-        <w:t xml:space="preserve"> association Area </w:t>
-      </w:r>
-      <w:r>
-        <w:t xml:space="preserve">1 </w:t>
-      </w:r>
-      <w:r>
-        <w:t xml:space="preserve">Director (AD), </w:t>
-      </w:r>
-      <w:r>
-        <w:t xml:space="preserve">the </w:t>
-      </w:r>
-      <w:r>
-        <w:t>Secretary/Treasurer</w:t>
-      </w:r>
-      <w:r>
-        <w:t xml:space="preserve"> of the organization</w:t>
-      </w:r>
-      <w:r>
-        <w:t xml:space="preserve">, and </w:t>
-      </w:r>
-      <w:r>
-        <w:t>is currently on his 10</w:t>
-      </w:r>
-      <w:r>
-        <w:rPr>
-          <w:vertAlign w:val="superscript"/>
-        </w:rPr>
-        <w:t>th</w:t>
-      </w:r>
-      <w:r>
-        <w:t xml:space="preserve"> year as the </w:t>
-      </w:r>
-      <w:r>
-        <w:t>Treasurer</w:t>
-      </w:r>
-      <w:r>
-        <w:t xml:space="preserve">. With each of his duties he has </w:t>
-      </w:r>
-      <w:r>
-        <w:t>showcas</w:t>
-      </w:r>
-      <w:r>
-        <w:t xml:space="preserve">ed </w:t>
-      </w:r>
-      <w:r>
-        <w:t>his leadership and organizational skills.</w:t>
-      </w:r>
-      <w:r>
-        <w:t xml:space="preserve">  </w:t>
-      </w:r>
-      <w:r>
-        <w:t>Terry</w:t>
-      </w:r>
-      <w:r>
-        <w:t xml:space="preserve"> has helped with </w:t>
-      </w:r>
-      <w:r>
-        <w:t>A</w:t>
-      </w:r>
-      <w:r>
-        <w:t xml:space="preserve">rea 1 new umpire training, and the Pueblo clinic.  He has also helped to run the Denver Broncos Araserve fundraiser booth, the HOF, 5 supporting golf tournaments, and attended the NASO conference.  He also attended Officiate Colorado Day, and he participated in the Coors field clinic here in Denver, all of which kept him busy within CHSBUA.  These accomplishments are showcased on the CHSBUA website, which he has enriched since 2016.  </w:t>
-      </w:r>
-      <w:r>
-        <w:t xml:space="preserve">He helped create job descriptions for all Board of Director members, which include the </w:t>
-      </w:r>
-      <w:r>
-        <w:t>E</w:t>
-      </w:r>
-      <w:r>
-        <w:t xml:space="preserve">xecutive </w:t>
-      </w:r>
-      <w:r>
-        <w:t>C</w:t>
-      </w:r>
-      <w:r>
-        <w:t xml:space="preserve">ommittee and the </w:t>
-      </w:r>
-      <w:r>
-        <w:t>A</w:t>
-      </w:r>
-      <w:r>
-        <w:t xml:space="preserve">rea </w:t>
-      </w:r>
-      <w:r>
-        <w:t>D</w:t>
-      </w:r>
-      <w:r>
-        <w:t xml:space="preserve">irectors, spreadsheets that track umpire data for AD use statewide, and a </w:t>
-      </w:r>
-      <w:r>
-        <w:t>T</w:t>
-      </w:r>
-      <w:r>
-        <w:t xml:space="preserve">reasurer’s toolkit that further explains in detail the duties of the treasurer’s position.  </w:t>
-      </w:r>
-      <w:r>
-        <w:t xml:space="preserve">Terry </w:t>
-      </w:r>
-      <w:r>
-        <w:t xml:space="preserve">made </w:t>
-      </w:r>
-      <w:proofErr w:type="gramStart"/>
-      <w:r>
-        <w:t>a</w:t>
-      </w:r>
-      <w:r>
-        <w:t xml:space="preserve">ll </w:t>
-      </w:r>
-      <w:r>
-        <w:t>of</w:t>
-      </w:r>
-      <w:proofErr w:type="gramEnd"/>
-      <w:r>
-        <w:t xml:space="preserve"> </w:t>
-      </w:r>
-      <w:r>
-        <w:t xml:space="preserve">this information </w:t>
-      </w:r>
-      <w:r>
-        <w:t>accessible on the website for complete transparency and allows a seamless transition to future participants in these leadership roles.</w:t>
-      </w:r>
-    </w:p>
-    <w:p>
-      <w:r>
-        <w:lastRenderedPageBreak/>
-        <w:t>Beyond his administrative roles, Terry is also deeply involved in the physical and technical aspects of umpiring. He serves as a trainer for newer umpires, sharing his wealth of knowledge and experience, and plays a pivotal role in the development of the next generation of officials.</w:t>
-      </w:r>
-    </w:p>
-    <w:p/>
-    <w:p>
-      <w:r>
-        <w:t>Terry’s legacy is marked by his unwavering dedication, versatility, and commitment to excellence, both on and off the field.</w:t>
-      </w:r>
-      <w:r>
-        <w:t xml:space="preserve">  </w:t>
-      </w:r>
-      <w:r>
-        <w:t>He would tell you he has done all this “for love of the game!”</w:t>
-      </w:r>
-    </w:p>
-    <w:p>
-      <w:pPr>
-        <w:rPr>
-          <w:rFonts w:eastAsia="Times New Roman" w:cs="Times New Roman"/>
-        </w:rPr>
-      </w:pPr>
-    </w:p>
-    <w:p>
-      <w:pPr>
-        <w:spacing w:line="360" w:lineRule="auto"/>
-        <w:rPr>
-          <w:rFonts w:ascii="Times" w:hAnsi="Times" w:eastAsia="Times New Roman" w:cs="Times New Roman"/>
-        </w:rPr>
-      </w:pPr>
-    </w:p>
-    <w:p>
-      <w:pPr>
-        <w:pStyle w:val="Heading2"/>
-        <w:spacing w:before="261" w:beforeAutospacing="off" w:after="261" w:afterAutospacing="off" w:line="300" w:lineRule="auto"/>
-      </w:pPr>
-      <w:r>
-        <w:rPr>
-          <w:rFonts w:ascii="Segoe UI" w:hAnsi="Segoe UI" w:eastAsia="Segoe UI" w:cs="Segoe UI"/>
-          <w:b w:val="1"/>
-          <w:bCs w:val="1"/>
-          <w:i w:val="0"/>
-          <w:iCs w:val="0"/>
-          <w:noProof w:val="0"/>
-          <w:sz w:val="31"/>
-          <w:szCs w:val="31"/>
-          <w:lang w:val="en-US"/>
-        </w:rPr>
-        <w:t xml:space="preserve">Revised Biography: Terry Angell </w:t>
-      </w:r>
-      <w:r>
-        <w:rPr>
-          <w:rFonts w:ascii="Segoe UI" w:hAnsi="Segoe UI" w:eastAsia="Segoe UI" w:cs="Segoe UI"/>
-          <w:b w:val="1"/>
-          <w:bCs w:val="1"/>
-          <w:i w:val="1"/>
-          <w:iCs w:val="1"/>
-          <w:noProof w:val="0"/>
-          <w:sz w:val="31"/>
-          <w:szCs w:val="31"/>
-          <w:lang w:val="en-US"/>
-        </w:rPr>
-        <w:t>(with hyperlink targets bolded)</w:t>
-      </w:r>
-    </w:p>
-    <w:p>
+    <w:p ns2:paraId="0DD6A13A" ns2:textId="02B85C11">
       <w:pPr>
         <w:spacing w:before="210" w:beforeAutospacing="off" w:after="210" w:afterAutospacing="off" w:line="300" w:lineRule="auto"/>
       </w:pPr>
@@ -501,7 +21,7 @@
         <w:t>2026 Hall of Fame Inductee – Terry Angell (Morrison)</w:t>
       </w:r>
     </w:p>
-    <w:p>
+    <w:p ns2:paraId="02110374" ns2:textId="1C9E8B1A">
       <w:pPr>
         <w:spacing w:before="210" w:beforeAutospacing="off" w:after="210" w:afterAutospacing="off" w:line="300" w:lineRule="auto"/>
         <w:rPr>
@@ -615,7 +135,7 @@
         <w:t>—so many that his wife, Laura, joked she became “a baseball widow.”</w:t>
       </w:r>
     </w:p>
-    <w:p>
+    <w:p ns2:paraId="798A5A50" ns2:textId="47ACFB99">
       <w:pPr>
         <w:spacing w:before="210" w:beforeAutospacing="off" w:after="210" w:afterAutospacing="off" w:line="300" w:lineRule="auto"/>
         <w:rPr>
@@ -644,7 +164,7 @@
         </w:rPr>
         <w:t xml:space="preserve">Since starting high school games in 1996, Terry has been a fixture on the field with </w:t>
       </w:r>
-      <w:hyperlink r:id="Rd72888a9e081443f">
+      <w:hyperlink ns3:id="Rd72888a9e081443f">
         <w:r>
           <w:rPr>
             <w:rStyle w:val="Hyperlink"/>
@@ -788,7 +308,7 @@
         <w:t xml:space="preserve"> final, 2024 5A final).</w:t>
       </w:r>
     </w:p>
-    <w:p>
+    <w:p ns2:paraId="61151ACA" ns2:textId="32E20557">
       <w:pPr>
         <w:spacing w:before="210" w:beforeAutospacing="off" w:after="210" w:afterAutospacing="off" w:line="300" w:lineRule="auto"/>
         <w:rPr>
@@ -874,7 +394,7 @@
         <w:t xml:space="preserve"> knowledge. He trained and worked diligently to earn the sport’s most competitive assignments.</w:t>
       </w:r>
     </w:p>
-    <w:p>
+    <w:p ns2:paraId="2D87C5E9" ns2:textId="40A3AF15">
       <w:pPr>
         <w:spacing w:before="210" w:beforeAutospacing="off" w:after="210" w:afterAutospacing="off" w:line="300" w:lineRule="auto"/>
         <w:rPr>
@@ -931,7 +451,7 @@
         </w:rPr>
         <w:t xml:space="preserve"> not only on the field but also in his administrative service—managing registration, taking on treasurer duties, and serving as </w:t>
       </w:r>
-      <w:hyperlink r:id="R99c16f64381f48fb">
+      <w:hyperlink ns3:id="R99c16f64381f48fb">
         <w:r>
           <w:rPr>
             <w:rStyle w:val="Hyperlink"/>
@@ -963,7 +483,7 @@
         <w:t xml:space="preserve"> webmaster, which earned him the nickname “registration guru.”</w:t>
       </w:r>
     </w:p>
-    <w:p>
+    <w:p ns2:paraId="33EF38FE" ns2:textId="428A7BCF">
       <w:pPr>
         <w:spacing w:before="210" w:beforeAutospacing="off" w:after="210" w:afterAutospacing="off" w:line="300" w:lineRule="auto"/>
         <w:rPr>
@@ -992,7 +512,7 @@
         </w:rPr>
         <w:t xml:space="preserve">Known for his extensive contributions to </w:t>
       </w:r>
-      <w:hyperlink r:id="R8439e12b7a074a41">
+      <w:hyperlink ns3:id="R8439e12b7a074a41">
         <w:r>
           <w:rPr>
             <w:rStyle w:val="Hyperlink"/>
@@ -1457,7 +977,7 @@
         </w:rPr>
         <w:t xml:space="preserve"> in Denver. These accomplishments are featured on the </w:t>
       </w:r>
-      <w:hyperlink r:id="R5623c26c50ca4524">
+      <w:hyperlink ns3:id="R5623c26c50ca4524">
         <w:r>
           <w:rPr>
             <w:rStyle w:val="Hyperlink"/>
@@ -1643,7 +1163,7 @@
         <w:t xml:space="preserve"> that documents responsibilities for smooth transitions in the future.</w:t>
       </w:r>
     </w:p>
-    <w:p>
+    <w:p ns2:paraId="6D046536" ns2:textId="48994F19">
       <w:pPr>
         <w:spacing w:before="210" w:beforeAutospacing="off" w:after="210" w:afterAutospacing="off" w:line="300" w:lineRule="auto"/>
       </w:pPr>
@@ -1662,7 +1182,7 @@
         <w:t>Beyond administration, Terry remains deeply involved in the technical and teaching side of officiating. He trains newer umpires, shares his experience generously, and plays a pivotal role in developing the next generation of officials.</w:t>
       </w:r>
     </w:p>
-    <w:p>
+    <w:p ns2:paraId="4DF23526" ns2:textId="29147E30">
       <w:pPr>
         <w:spacing w:before="210" w:beforeAutospacing="off" w:after="210" w:afterAutospacing="off" w:line="300" w:lineRule="auto"/>
       </w:pPr>
@@ -1681,7 +1201,7 @@
         <w:t>Terry’s legacy is one of unwavering dedication, versatility, and commitment to excellence—both on and off the field. As he likes to say, he has done it all “for love of the game!”</w:t>
       </w:r>
     </w:p>
-    <w:p>
+    <w:p ns2:paraId="44A8F341" ns2:textId="5C90258F">
       <w:pPr>
         <w:spacing w:line="360" w:lineRule="auto"/>
       </w:pPr>
